--- a/published/ai-embodied/04_moving_through_world/05_action/lecture-content/05_action-module.docx
+++ b/published/ai-embodied/04_moving_through_world/05_action/lecture-content/05_action-module.docx
@@ -19,7 +19,7 @@
     </w:p>
     <w:p>
       <w:r>
-        <w:t>This module explores Action . In the Embodied curriculum, we approach this topic with a focus on specific applications and theoretical depth appropriate for the audience. Action is a critical component of the 8-part Active Inference spine, bridging the gap between [Previous Topic] and [Next Topic].</w:t>
+        <w:t>This module explores Action . In the Embodied curriculum, we approach this topic with a focus on specific applications and theoretical depth appropriate for the audience. Action is a critical component of the 8-part Active Inference spine, bridging the gap between Cognition and Learning.</w:t>
       </w:r>
     </w:p>
     <w:p>
@@ -66,9 +66,9 @@
       <w:r>
         <w:t>In Embodied, we see Action manifest in:</w:t>
         <w:br/>
-        <w:t>* Specific Example 1 : [Add domain-specific example here]</w:t>
+        <w:t>* Specific Example 1 : When a capoeira practitioner executes a ginga -- the fundamental rocking movement between stances -- her body flows through a continuous loop of weight shifts, arm swings, and torso rotations that are simultaneously defensive, offensive, and expressive; this skilled action is active inference at full embodiment, where the generative model predicts the proprioceptive trajectory of the entire movement sequence and the body follows the predicted path, generating smooth coordinated motion that minimizes free energy across the musculoskeletal system.</w:t>
         <w:br/>
-        <w:t>* Specific Example 2 : [Add domain-specific example here]</w:t>
+        <w:t>* Specific Example 2 : A surfer dropping into a wave makes split-second adjustments of ankle pressure, knee bend, hip rotation, and arm position to maintain balance on a surface that is itself moving and changing shape; each micro-action generates new proprioceptive and vestibular feedback that the generative model uses to predict the wave's next moment, creating a continuous action-perception cycle where the body actively sculpts its relationship with the moving environment to minimize the expected surprise of falling.</w:t>
       </w:r>
     </w:p>
     <w:p>
